--- a/labs/lab-01/executive-brief.docx
+++ b/labs/lab-01/executive-brief.docx
@@ -12,7 +12,7 @@
     </w:p>
     <w:p>
       <w:r>
-        <w:t>Lab 01: Executive transformation mandate</w:t>
+        <w:t>Lab 01: Copilot Chat and shared planning</w:t>
       </w:r>
     </w:p>
     <w:p>
@@ -38,22 +38,22 @@
         <w:pStyle w:val="Heading2"/>
       </w:pPr>
       <w:r>
-        <w:t>NS-01: Transformation ambition</w:t>
+        <w:t>NS-01: Choose a service outcome</w:t>
       </w:r>
     </w:p>
     <w:p>
       <w:r>
-        <w:t>Business input: A service division misses response targets</w:t>
+        <w:t>Business input: Service response baseline and customer feedback</w:t>
       </w:r>
     </w:p>
     <w:p>
       <w:r>
-        <w:t>Required output: One-page transformation mandate</w:t>
+        <w:t>Required output: Pilot opportunity statement</w:t>
       </w:r>
     </w:p>
     <w:p>
       <w:r>
-        <w:t>Review gate: CEO approves a measurable business problem</w:t>
+        <w:t>Review gate: Sponsor confirms outcome and owner</w:t>
       </w:r>
     </w:p>
     <w:p>
@@ -61,22 +61,22 @@
         <w:pStyle w:val="Heading2"/>
       </w:pPr>
       <w:r>
-        <w:t>NS-02: Value pool map</w:t>
+        <w:t>NS-02: Ask a useful question</w:t>
       </w:r>
     </w:p>
     <w:p>
       <w:r>
-        <w:t>Business input: Five departments and task-volume estimates</w:t>
+        <w:t>Business input: A vague request to improve service</w:t>
       </w:r>
     </w:p>
     <w:p>
       <w:r>
-        <w:t>Required output: Value pool map with owner</w:t>
+        <w:t>Required output: Reusable work prompt</w:t>
       </w:r>
     </w:p>
     <w:p>
       <w:r>
-        <w:t>Review gate: Keep only opportunities tied to a named outcome</w:t>
+        <w:t>Review gate: Manager confirms the prompt answers the real question</w:t>
       </w:r>
     </w:p>
     <w:p>
@@ -84,22 +84,22 @@
         <w:pStyle w:val="Heading2"/>
       </w:pPr>
       <w:r>
-        <w:t>NS-03: Executive sponsor</w:t>
+        <w:t>NS-03: Ground a chat answer</w:t>
       </w:r>
     </w:p>
     <w:p>
       <w:r>
-        <w:t>Business input: Four competing leadership priorities</w:t>
+        <w:t>Business input: Current service policy and two case notes</w:t>
       </w:r>
     </w:p>
     <w:p>
       <w:r>
-        <w:t>Required output: Sponsor decision and named accountable owner</w:t>
+        <w:t>Required output: Sourced response summary</w:t>
       </w:r>
     </w:p>
     <w:p>
       <w:r>
-        <w:t>Review gate: Sponsor commits a review cadence</w:t>
+        <w:t>Review gate: Check every material statement against the source</w:t>
       </w:r>
     </w:p>
     <w:p>
@@ -107,22 +107,22 @@
         <w:pStyle w:val="Heading2"/>
       </w:pPr>
       <w:r>
-        <w:t>NS-04: Stakeholder alignment</w:t>
+        <w:t>NS-04: Compare options in Chat</w:t>
       </w:r>
     </w:p>
     <w:p>
       <w:r>
-        <w:t>Business input: Sales, service, finance and risk concerns</w:t>
+        <w:t>Business input: Three possible pilot processes</w:t>
       </w:r>
     </w:p>
     <w:p>
       <w:r>
-        <w:t>Required output: Stakeholder trade-off matrix</w:t>
+        <w:t>Required output: Option comparison</w:t>
       </w:r>
     </w:p>
     <w:p>
       <w:r>
-        <w:t>Review gate: Record dissent before selecting a pilot</w:t>
+        <w:t>Review gate: Use the same criteria for all options</w:t>
       </w:r>
     </w:p>
     <w:p>
@@ -130,22 +130,22 @@
         <w:pStyle w:val="Heading2"/>
       </w:pPr>
       <w:r>
-        <w:t>NS-05: Success definition</w:t>
+        <w:t>NS-05: Share a Copilot Page</w:t>
       </w:r>
     </w:p>
     <w:p>
       <w:r>
-        <w:t>Business input: Baseline cycle time and quality scores</w:t>
+        <w:t>Business input: A reviewed team decision summary</w:t>
       </w:r>
     </w:p>
     <w:p>
       <w:r>
-        <w:t>Required output: Outcome scorecard with baseline and target</w:t>
+        <w:t>Required output: Shared planning page</w:t>
       </w:r>
     </w:p>
     <w:p>
       <w:r>
-        <w:t>Review gate: Board accepts denominator and time window</w:t>
+        <w:t>Review gate: Owner checks content and access before sharing</w:t>
       </w:r>
     </w:p>
     <w:sectPr>
